--- a/docs/Egebis-Seyir-Ozellikler.docx
+++ b/docs/Egebis-Seyir-Ozellikler.docx
@@ -362,6 +362,125 @@
           <w:sz w:val="22"/>
           <w:szCs w:val="22"/>
         </w:rPr>
+        <w:t xml:space="preserve">Sol menüde “Backlog ve sprint’ler” satırını açınca Space’in tüm sprint’lerini listede görürsün.</w:t>
+      </w:r>
+    </w:p>
+    <w:p>
+      <w:pPr>
+        <w:pStyle w:val="ListParagraph"/>
+        <w:numPr>
+          <w:ilvl w:val="0"/>
+          <w:numId w:val="2"/>
+        </w:numPr>
+        <w:spacing w:after="70"/>
+      </w:pPr>
+      <w:r>
+        <w:rPr>
+          <w:sz w:val="22"/>
+          <w:szCs w:val="22"/>
+        </w:rPr>
+        <w:t xml:space="preserve">İşleri Backlog’dan sprint’e, sprint’ten Backlog’a ve sprint’ler arasında sürükleyerek ya da menüden taşıyabilirsin.</w:t>
+      </w:r>
+    </w:p>
+    <w:p>
+      <w:pPr>
+        <w:pStyle w:val="ListParagraph"/>
+        <w:numPr>
+          <w:ilvl w:val="0"/>
+          <w:numId w:val="2"/>
+        </w:numPr>
+        <w:spacing w:after="70"/>
+      </w:pPr>
+      <w:r>
+        <w:rPr>
+          <w:sz w:val="22"/>
+          <w:szCs w:val="22"/>
+        </w:rPr>
+        <w:t xml:space="preserve">Bir işi başka işin üstüne sağa doğru bırakırsan onun alt işi olur (Task, Sub-task’a dönüşür; üstteki işin tipi değişmez).</w:t>
+      </w:r>
+    </w:p>
+    <w:p>
+      <w:pPr>
+        <w:pStyle w:val="ListParagraph"/>
+        <w:numPr>
+          <w:ilvl w:val="0"/>
+          <w:numId w:val="2"/>
+        </w:numPr>
+        <w:spacing w:after="70"/>
+      </w:pPr>
+      <w:r>
+        <w:rPr>
+          <w:sz w:val="22"/>
+          <w:szCs w:val="22"/>
+        </w:rPr>
+        <w:t xml:space="preserve">Sprint ya da Backlog listesini panoya kopyalayıp Excel’e yapıştırabilirsin.</w:t>
+      </w:r>
+    </w:p>
+    <w:p>
+      <w:pPr>
+        <w:pStyle w:val="ListParagraph"/>
+        <w:numPr>
+          <w:ilvl w:val="0"/>
+          <w:numId w:val="2"/>
+        </w:numPr>
+        <w:spacing w:after="70"/>
+      </w:pPr>
+      <w:r>
+        <w:rPr>
+          <w:sz w:val="22"/>
+          <w:szCs w:val="22"/>
+        </w:rPr>
+        <w:t xml:space="preserve">Sprint’i işleri, özellikleri (atanan, öncelik, puan, tarih…), alt işleri ve bağımlılıklarıyla Excel’e aktarabilir, aynı dosyayı geri alabilirsin.</w:t>
+      </w:r>
+    </w:p>
+    <w:p>
+      <w:pPr>
+        <w:pStyle w:val="ListParagraph"/>
+        <w:numPr>
+          <w:ilvl w:val="0"/>
+          <w:numId w:val="2"/>
+        </w:numPr>
+        <w:spacing w:after="70"/>
+      </w:pPr>
+      <w:r>
+        <w:rPr>
+          <w:sz w:val="22"/>
+          <w:szCs w:val="22"/>
+        </w:rPr>
+        <w:t xml:space="preserve">Bir Space’i ya da tek bir sprint’i zip dosyası olarak yedekleyip yeniden yükleyebilirsin (yorum, checklist ve ek dosyalar dahil).</w:t>
+      </w:r>
+    </w:p>
+    <w:p>
+      <w:pPr>
+        <w:pStyle w:val="ListParagraph"/>
+        <w:numPr>
+          <w:ilvl w:val="0"/>
+          <w:numId w:val="2"/>
+        </w:numPr>
+        <w:spacing w:after="70"/>
+      </w:pPr>
+      <w:r>
+        <w:rPr>
+          <w:sz w:val="22"/>
+          <w:szCs w:val="22"/>
+        </w:rPr>
+        <w:t xml:space="preserve">İş numarasına (ör. MOB-12) tıklayınca o işin bağlantısı kopyalanır; bağlantı işi doğrudan açar.</w:t>
+      </w:r>
+    </w:p>
+    <w:p>
+      <w:pPr>
+        <w:pStyle w:val="ListParagraph"/>
+        <w:numPr>
+          <w:ilvl w:val="0"/>
+          <w:numId w:val="2"/>
+        </w:numPr>
+        <w:spacing w:after="70"/>
+      </w:pPr>
+      <w:r>
+        <w:rPr>
+          <w:sz w:val="22"/>
+          <w:szCs w:val="22"/>
+        </w:rPr>
         <w:t xml:space="preserve">Biten sprint’te tamamlanmayan işleri bir sonraki sprint’e devredebilirsin.</w:t>
       </w:r>
     </w:p>
@@ -734,7 +853,41 @@
           <w:sz w:val="22"/>
           <w:szCs w:val="22"/>
         </w:rPr>
-        <w:t xml:space="preserve">Sayfayı Markdown olarak indirebilir ya da yazdırıp PDF yapabilirsin.</w:t>
+        <w:t xml:space="preserve">Sayfayı Markdown ya da Word (.docx) olarak indirebilir, yazdırıp PDF yapabilirsin.</w:t>
+      </w:r>
+    </w:p>
+    <w:p>
+      <w:pPr>
+        <w:pStyle w:val="ListParagraph"/>
+        <w:numPr>
+          <w:ilvl w:val="0"/>
+          <w:numId w:val="2"/>
+        </w:numPr>
+        <w:spacing w:after="70"/>
+      </w:pPr>
+      <w:r>
+        <w:rPr>
+          <w:sz w:val="22"/>
+          <w:szCs w:val="22"/>
+        </w:rPr>
+        <w:t xml:space="preserve">Sayfaya görsel ekleyebilirsin (düğmeyle, panodan yapıştırarak ya da sürükleyerek).</w:t>
+      </w:r>
+    </w:p>
+    <w:p>
+      <w:pPr>
+        <w:pStyle w:val="ListParagraph"/>
+        <w:numPr>
+          <w:ilvl w:val="0"/>
+          <w:numId w:val="2"/>
+        </w:numPr>
+        <w:spacing w:after="70"/>
+      </w:pPr>
+      <w:r>
+        <w:rPr>
+          <w:sz w:val="22"/>
+          <w:szCs w:val="22"/>
+        </w:rPr>
+        <w:t xml:space="preserve">Yazarken Geri al / Yinele (Ctrl+Z, Ctrl+Shift+Z) kullanabilirsin.</w:t>
       </w:r>
     </w:p>
     <w:p>
@@ -938,6 +1091,23 @@
           <w:szCs w:val="22"/>
         </w:rPr>
         <w:t xml:space="preserve">Her işin ve her sayfanın değişiklik geçmişini görebilirsin.</w:t>
+      </w:r>
+    </w:p>
+    <w:p>
+      <w:pPr>
+        <w:pStyle w:val="ListParagraph"/>
+        <w:numPr>
+          <w:ilvl w:val="0"/>
+          <w:numId w:val="2"/>
+        </w:numPr>
+        <w:spacing w:after="70"/>
+      </w:pPr>
+      <w:r>
+        <w:rPr>
+          <w:sz w:val="22"/>
+          <w:szCs w:val="22"/>
+        </w:rPr>
+        <w:t xml:space="preserve">Yönetici ve Sahipler, Ayarlar’daki Denetim günlüğünden kimin ne zaman ne yaptığını görür; kişiye, türe ve tarihe göre süzer, CSV indirir.</w:t>
       </w:r>
     </w:p>
     <w:p>

--- a/docs/Egebis-Seyir-Ozellikler.docx
+++ b/docs/Egebis-Seyir-Ozellikler.docx
@@ -125,7 +125,7 @@
           <w:sz w:val="22"/>
           <w:szCs w:val="22"/>
         </w:rPr>
-        <w:t xml:space="preserve">Görev, hikâye (Story), hata (Bug), epik ve alt görev oluşturabilirsin.</w:t>
+        <w:t xml:space="preserve">Epic, Task, Sub-Task ve Bug oluşturabilirsin.</w:t>
       </w:r>
     </w:p>
     <w:p>
@@ -515,7 +515,7 @@
           <w:sz w:val="22"/>
           <w:szCs w:val="22"/>
         </w:rPr>
-        <w:t xml:space="preserve">Hikâye puanı verebilir, “Tamamlandı tanımı” (DoD) ve “Hazır tanımı” (DoR) listeleri tutabilirsin.</w:t>
+        <w:t xml:space="preserve">Task’lara Story Point verebilir, “Tamamlandı tanımı” (DoD) ve “Hazır tanımı” (DoR) listeleri tutabilirsin.</w:t>
       </w:r>
     </w:p>
     <w:p>
